--- a/APT122_005D/Equipo_Por_Definir/Fase_1/Evidencias_Individuales/Olmedo_Benjamin/Olmedo_Benjamin_1.2_APT122_DiarioReflexionFase1.docx
+++ b/APT122_005D/Equipo_Por_Definir/Fase_1/Evidencias_Individuales/Olmedo_Benjamin/Olmedo_Benjamin_1.2_APT122_DiarioReflexionFase1.docx
@@ -1311,7 +1311,7 @@
                 <w:color w:val="000000"/>
                 <w:sz w:val="21"/>
               </w:rPr>
-              <w:t>La propuesta trabajada anteriormente requiere un cambio, porque ya no representa de manera suficiente nuestras proyecciones profesionales actuales. El nuevo proyecto se llama Fix &amp; Go y se orienta al desarrollo de una aplicación móvil para conectar a personas que necesitan resolver un problema con profesionales cercanos capaces de prestar el servicio.</w:t>
+              <w:t>La propuesta vigente se llama Fix &amp; Go. Es una plataforma web y móvil para conectar a personas que necesitan resolver servicios técnicos del hogar con profesionales cercanos y verificables. La entrada del proyecto se concentra en gas, electricidad y agua; otras categorías quedan como expansión posterior a la validación.</w:t>
             </w:r>
           </w:p>
           <w:p>
@@ -1325,7 +1325,7 @@
                 <w:color w:val="000000"/>
                 <w:sz w:val="21"/>
               </w:rPr>
-              <w:t>El proyecto debe abordar desarrollo móvil, experiencia de usuario, análisis de requerimientos, modelos de datos, seguridad, pruebas y gestión de proyectos. Su contexto será el mercado de servicios locales, donde muchas contrataciones todavía dependen de recomendaciones informales, publicaciones dispersas y poca información sobre disponibilidad o confianza.</w:t>
+              <w:t>El producto completo considera perfiles diferenciados, validación de credenciales, búsqueda, solicitudes, cotizaciones, mensajería interna, pagos seguros, seguimiento y reputación. Para APT122 construiremos un MVP con datos ficticios e integraciones sensibles simuladas, de forma que podamos probar el recorrido sin procesar dinero, documentos o direcciones reales.</w:t>
             </w:r>
           </w:p>
           <w:p>
@@ -1339,7 +1339,7 @@
                 <w:color w:val="000000"/>
                 <w:sz w:val="21"/>
               </w:rPr>
-              <w:t>Fix &amp; Go puede aportar a mi desarrollo profesional porque combina mi interés por construir interfaces móviles con mi proyección como director y dueño de productos tecnológicos. Mi aporte inicial estará enfocado en frontend, prototipado y experiencia de usuario. La distribución definitiva de backend, datos y calidad será acordada entre Benjamín Olmedo, Daniel Baeza y Felipe Arce según las fortalezas de cada integrante.</w:t>
+              <w:t>Fix &amp; Go aporta a mi desarrollo profesional porque combina frontend móvil y web, experiencia de usuario, análisis, arquitectura, seguridad, pruebas y gestión. Mi aporte inicial se enfocará en frontend, prototipado y consistencia de la experiencia. La distribución definitiva de backend, datos y calidad se acordará con Daniel Baeza y Felipe Arce según las fortalezas de cada integrante.</w:t>
             </w:r>
           </w:p>
         </w:tc>

--- a/APT122_005D/Equipo_Por_Definir/Fase_1/Evidencias_Individuales/Olmedo_Benjamin/Olmedo_Benjamin_1.2_APT122_DiarioReflexionFase1.docx
+++ b/APT122_005D/Equipo_Por_Definir/Fase_1/Evidencias_Individuales/Olmedo_Benjamin/Olmedo_Benjamin_1.2_APT122_DiarioReflexionFase1.docx
@@ -1311,7 +1311,7 @@
                 <w:color w:val="000000"/>
                 <w:sz w:val="21"/>
               </w:rPr>
-              <w:t>La propuesta vigente se llama Fix &amp; Go. Es una plataforma web y móvil para conectar a personas que necesitan resolver servicios técnicos del hogar con profesionales cercanos y verificables. La entrada del proyecto se concentra en gas, electricidad y agua; otras categorías quedan como expansión posterior a la validación.</w:t>
+              <w:t>La propuesta vigente se llama Fix &amp; Go. Es una plataforma web responsive para computadores y teléfonos para conectar a personas que necesitan resolver servicios técnicos del hogar con profesionales cercanos y verificables. La entrada del proyecto se concentra en gas, electricidad y agua; otras categorías quedan como expansión posterior a la validación.</w:t>
             </w:r>
           </w:p>
           <w:p>
@@ -1339,7 +1339,29 @@
                 <w:color w:val="000000"/>
                 <w:sz w:val="21"/>
               </w:rPr>
-              <w:t>Fix &amp; Go aporta a mi desarrollo profesional porque combina frontend móvil y web, experiencia de usuario, análisis, arquitectura, seguridad, pruebas y gestión. Mi aporte inicial se enfocará en frontend, prototipado y consistencia de la experiencia. La distribución definitiva de backend, datos y calidad se acordará con Daniel Baeza y Felipe Arce según las fortalezas de cada integrante.</w:t>
+              <w:t>Fix &amp; Go aporta a mi desarrollo profesional porque combina frontend responsive y web, experiencia de usuario, análisis, arquitectura, seguridad, pruebas y gestión. Mi aporte inicial se enfocará en frontend, prototipado y consistencia de la experiencia. La distribución definitiva de backend, datos y calidad se acordará con Daniel Baeza y Felipe Arce según las fortalezas de cada integrante.</w:t>
+            </w:r>
+          </w:p>
+          <w:p>
+            <w:pPr>
+              <w:spacing w:after="100" w:line="252" w:lineRule="auto"/>
+            </w:pPr>
+            <w:r>
+              <w:rPr>
+                <w:rFonts w:ascii="Calibri" w:hAnsi="Calibri"/>
+                <w:b w:val="0"/>
+                <w:color w:val="000000"/>
+                <w:sz w:val="21"/>
+              </w:rPr>
+            </w:r>
+            <w:r>
+              <w:rPr>
+                <w:rFonts w:ascii="Calibri" w:hAnsi="Calibri"/>
+                <w:b w:val="0"/>
+                <w:color w:val="000000"/>
+                <w:sz w:val="21"/>
+              </w:rPr>
+              <w:t xml:space="preserve">El ajuste principal será concentrar la entrega en un MVP responsive, financiado con tiempo y equipos propios. El desembolso base propuesto es $0 CLP y la reserva máxima semestral, $150.000 CLP, requiere acuerdo del equipo. La entrega de desarrollo se planifica para la semana 15 y la defensa para las semanas 17–18. Mis evidencias incluirán prototipo, interfaz y pruebas de tareas vinculadas a archivos y commits; aún deben ejecutarse y registrarse.</w:t>
             </w:r>
           </w:p>
         </w:tc>

--- a/APT122_005D/Equipo_Por_Definir/Fase_1/Evidencias_Individuales/Olmedo_Benjamin/Olmedo_Benjamin_1.2_APT122_DiarioReflexionFase1.docx
+++ b/APT122_005D/Equipo_Por_Definir/Fase_1/Evidencias_Individuales/Olmedo_Benjamin/Olmedo_Benjamin_1.2_APT122_DiarioReflexionFase1.docx
@@ -2,7 +2,6 @@
 <file path=word/document.xml><?xml version="1.0" encoding="utf-8"?>
 <w:document xmlns:wpc="http://schemas.microsoft.com/office/word/2010/wordprocessingCanvas" xmlns:cx="http://schemas.microsoft.com/office/drawing/2014/chartex" xmlns:mc="http://schemas.openxmlformats.org/markup-compatibility/2006" xmlns:o="urn:schemas-microsoft-com:office:office" xmlns:r="http://schemas.openxmlformats.org/officeDocument/2006/relationships" xmlns:m="http://schemas.openxmlformats.org/officeDocument/2006/math" xmlns:v="urn:schemas-microsoft-com:vml" xmlns:wp14="http://schemas.microsoft.com/office/word/2010/wordprocessingDrawing" xmlns:wp="http://schemas.openxmlformats.org/drawingml/2006/wordprocessingDrawing" xmlns:w10="urn:schemas-microsoft-com:office:word" xmlns:w="http://schemas.openxmlformats.org/wordprocessingml/2006/main" xmlns:w14="http://schemas.microsoft.com/office/word/2010/wordml" xmlns:w15="http://schemas.microsoft.com/office/word/2012/wordml" xmlns:w16se="http://schemas.microsoft.com/office/word/2015/wordml/symex" xmlns:wpg="http://schemas.microsoft.com/office/word/2010/wordprocessingGroup" xmlns:wpi="http://schemas.microsoft.com/office/word/2010/wordprocessingInk" xmlns:wne="http://schemas.microsoft.com/office/word/2006/wordml" xmlns:wps="http://schemas.microsoft.com/office/word/2010/wordprocessingShape" mc:Ignorable="w14 w15 w16se wp14">
   <w:body>
-    <w:p/>
     <w:tbl>
       <w:tblPr>
         <w:tblStyle w:val="Tablaconcuadrcula"/>
@@ -156,17 +155,6 @@
         </w:tc>
       </w:tr>
     </w:tbl>
-    <w:p>
-      <w:pPr>
-        <w:spacing w:after="0" w:line="240" w:lineRule="auto"/>
-        <w:rPr>
-          <w:rFonts w:eastAsiaTheme="majorEastAsia"/>
-          <w:color w:val="767171" w:themeColor="background2" w:themeShade="80"/>
-          <w:sz w:val="24"/>
-          <w:szCs w:val="24"/>
-        </w:rPr>
-      </w:pPr>
-    </w:p>
     <w:tbl>
       <w:tblPr>
         <w:tblW w:w="10057" w:type="dxa"/>
@@ -232,30 +220,6 @@
         </w:tc>
       </w:tr>
     </w:tbl>
-    <w:p>
-      <w:pPr>
-        <w:spacing w:after="0" w:line="360" w:lineRule="auto"/>
-        <w:jc w:val="both"/>
-        <w:rPr>
-          <w:b/>
-          <w:bCs/>
-          <w:sz w:val="24"/>
-          <w:szCs w:val="24"/>
-        </w:rPr>
-      </w:pPr>
-    </w:p>
-    <w:p>
-      <w:pPr>
-        <w:spacing w:after="0" w:line="360" w:lineRule="auto"/>
-        <w:jc w:val="both"/>
-        <w:rPr>
-          <w:b/>
-          <w:bCs/>
-          <w:sz w:val="24"/>
-          <w:szCs w:val="24"/>
-        </w:rPr>
-      </w:pPr>
-    </w:p>
     <w:tbl>
       <w:tblPr>
         <w:tblStyle w:val="Tablaconcuadrcula"/>
@@ -276,6 +240,7 @@
       <w:tr>
         <w:trPr>
           <w:trHeight w:val="440"/>
+          <w:cantSplit/>
         </w:trPr>
         <w:tc>
           <w:tcPr>
@@ -284,6 +249,7 @@
           </w:tcPr>
           <w:p>
             <w:pPr>
+              <w:keepNext/>
               <w:rPr>
                 <w:rFonts w:eastAsiaTheme="majorEastAsia"/>
                 <w:b/>
@@ -307,6 +273,7 @@
       <w:tr>
         <w:trPr>
           <w:trHeight w:val="1663"/>
+          <w:cantSplit/>
         </w:trPr>
         <w:tc>
           <w:tcPr>
@@ -407,7 +374,7 @@
                 <w:color w:val="000000"/>
                 <w:sz w:val="21"/>
               </w:rPr>
-              <w:t>Las áreas que más me han gustado son Desarrollo Web, Desarrollo Móvil y Gestión de Proyectos. En desarrollo web disfruté convertir una idea en una interfaz funcional y accesible desde distintos dispositivos. En desarrollo móvil me motivó diseñar experiencias pensadas para el uso cotidiano. En gestión de proyectos me interesó la planificación, la organización del equipo, la priorización y la toma de decisiones.</w:t>
+              <w:t>Las áreas que más me han gustado son Desarrollo Web, Desarrollo Móvil y Gestión de Proyectos. En desarrollo web disfruté convertir ideas en interfaces funcionales. En desarrollo móvil me interesa crear experiencias que las personas puedan utilizar desde su teléfono. En gestión de proyectos valoro la priorización, la organización del equipo y la toma de decisiones.</w:t>
             </w:r>
           </w:p>
           <w:p>
@@ -421,7 +388,7 @@
                 <w:color w:val="000000"/>
                 <w:sz w:val="21"/>
               </w:rPr>
-              <w:t>También valoro la experiencia inicial de Cisco vinculada con Python y un ramo electivo de proyectos en el que trabajamos con Scrum. Aunque no recuerdo el nombre oficial de todas las certificaciones obtenidas, considero que tienen valor porque respaldan conocimientos concretos, entregan una referencia externa de aprendizaje y complementan la experiencia práctica desarrollada durante la carrera.</w:t>
+              <w:t>También rescato mi experiencia inicial de Cisco vinculada con Python y el electivo de proyectos en el que trabajamos con Scrum. Las certificaciones aportan valor porque respaldan aprendizajes y complementan la experiencia práctica; su utilidad depende de poder aplicar y demostrar esas competencias.</w:t>
             </w:r>
           </w:p>
         </w:tc>
@@ -429,62 +396,7 @@
     </w:tbl>
     <w:p>
       <w:pPr>
-        <w:spacing w:after="0" w:line="360" w:lineRule="auto"/>
-        <w:jc w:val="both"/>
-        <w:rPr>
-          <w:color w:val="595959" w:themeColor="text1" w:themeTint="A6"/>
-          <w:sz w:val="24"/>
-          <w:szCs w:val="24"/>
-          <w:lang w:eastAsia="ja-JP"/>
-        </w:rPr>
-      </w:pPr>
-    </w:p>
-    <w:p>
-      <w:pPr>
-        <w:spacing w:after="0" w:line="360" w:lineRule="auto"/>
-        <w:jc w:val="both"/>
-        <w:rPr>
-          <w:b/>
-          <w:bCs/>
-          <w:sz w:val="24"/>
-          <w:szCs w:val="24"/>
-        </w:rPr>
-      </w:pPr>
-    </w:p>
-    <w:p>
-      <w:pPr>
-        <w:spacing w:after="0" w:line="360" w:lineRule="auto"/>
-        <w:jc w:val="both"/>
-        <w:rPr>
-          <w:b/>
-          <w:bCs/>
-          <w:sz w:val="24"/>
-          <w:szCs w:val="24"/>
-        </w:rPr>
-      </w:pPr>
-    </w:p>
-    <w:p>
-      <w:pPr>
-        <w:spacing w:after="0" w:line="360" w:lineRule="auto"/>
-        <w:jc w:val="both"/>
-        <w:rPr>
-          <w:b/>
-          <w:bCs/>
-          <w:sz w:val="24"/>
-          <w:szCs w:val="24"/>
-        </w:rPr>
-      </w:pPr>
-    </w:p>
-    <w:p>
-      <w:pPr>
-        <w:spacing w:after="0" w:line="360" w:lineRule="auto"/>
-        <w:jc w:val="both"/>
-        <w:rPr>
-          <w:b/>
-          <w:bCs/>
-          <w:sz w:val="24"/>
-          <w:szCs w:val="24"/>
-        </w:rPr>
+        <w:pageBreakBefore/>
       </w:pPr>
     </w:p>
     <w:tbl>
@@ -507,6 +419,7 @@
       <w:tr>
         <w:trPr>
           <w:trHeight w:val="440"/>
+          <w:cantSplit/>
         </w:trPr>
         <w:tc>
           <w:tcPr>
@@ -515,6 +428,7 @@
           </w:tcPr>
           <w:p>
             <w:pPr>
+              <w:keepNext/>
               <w:jc w:val="both"/>
               <w:rPr>
                 <w:rFonts w:eastAsiaTheme="majorEastAsia"/>
@@ -613,6 +527,7 @@
       <w:tr>
         <w:trPr>
           <w:trHeight w:val="440"/>
+          <w:cantSplit/>
         </w:trPr>
         <w:tc>
           <w:tcPr>
@@ -673,7 +588,7 @@
                 <w:color w:val="000000"/>
                 <w:sz w:val="21"/>
               </w:rPr>
-              <w:t>Mis fortalezas principales son el desarrollo de software, la gestión de proyectos, la creatividad, el trabajo en equipo y el inglés. Me siento especialmente seguro participando en la definición de una solución, construyendo su frontend, proponiendo mejoras y coordinando tareas con otras personas.</w:t>
+              <w:t>Mis fortalezas se relacionan con desarrollar soluciones de software, construir programas con buenas prácticas, analizar necesidades y proponer soluciones. Me siento seguro construyendo interfaces y funcionalidades, y conozco Django. También considero fortalezas la creatividad, el trabajo colaborativo, la gestión de proyectos y el inglés técnico.</w:t>
             </w:r>
           </w:p>
           <w:p>
@@ -687,135 +602,12 @@
                 <w:color w:val="000000"/>
                 <w:sz w:val="21"/>
               </w:rPr>
-              <w:t>Las competencias que necesito fortalecer son la arquitectura de soluciones escalables, las pruebas automatizadas, la ciberseguridad y la formalización de requisitos. Puedo aplicar sus conceptos centrales, pero requiero más práctica para utilizarlos con profundidad en productos reales que deban crecer y mantenerse en el tiempo.</w:t>
+              <w:t>Necesito fortalecer el diseño arquitectónico, las pruebas automatizadas, la seguridad y la formalización de requisitos. En FIX&amp;GO trabajaré estas áreas mediante una arquitectura sencilla, reglas de acceso por rol, validación de estados y pruebas del recorrido completo. Mi autoevaluación expresa mi punto de partida; no significa que el MVP esté implementado ni que las pruebas estén aprobadas.</w:t>
             </w:r>
           </w:p>
         </w:tc>
       </w:tr>
     </w:tbl>
-    <w:p>
-      <w:pPr>
-        <w:spacing w:after="0" w:line="360" w:lineRule="auto"/>
-        <w:jc w:val="both"/>
-        <w:rPr>
-          <w:color w:val="595959" w:themeColor="text1" w:themeTint="A6"/>
-          <w:sz w:val="24"/>
-          <w:szCs w:val="24"/>
-          <w:lang w:eastAsia="ja-JP"/>
-        </w:rPr>
-      </w:pPr>
-    </w:p>
-    <w:p/>
-    <w:p/>
-    <w:p/>
-    <w:p>
-      <w:pPr>
-        <w:spacing w:after="0" w:line="360" w:lineRule="auto"/>
-        <w:jc w:val="both"/>
-        <w:rPr>
-          <w:b/>
-          <w:bCs/>
-          <w:sz w:val="24"/>
-          <w:szCs w:val="24"/>
-        </w:rPr>
-      </w:pPr>
-    </w:p>
-    <w:p>
-      <w:pPr>
-        <w:spacing w:after="0" w:line="360" w:lineRule="auto"/>
-        <w:jc w:val="both"/>
-        <w:rPr>
-          <w:b/>
-          <w:bCs/>
-          <w:sz w:val="24"/>
-          <w:szCs w:val="24"/>
-        </w:rPr>
-      </w:pPr>
-    </w:p>
-    <w:p>
-      <w:pPr>
-        <w:spacing w:after="0" w:line="360" w:lineRule="auto"/>
-        <w:jc w:val="both"/>
-        <w:rPr>
-          <w:b/>
-          <w:bCs/>
-          <w:sz w:val="24"/>
-          <w:szCs w:val="24"/>
-        </w:rPr>
-      </w:pPr>
-    </w:p>
-    <w:p>
-      <w:pPr>
-        <w:spacing w:after="0" w:line="360" w:lineRule="auto"/>
-        <w:jc w:val="both"/>
-        <w:rPr>
-          <w:b/>
-          <w:bCs/>
-          <w:sz w:val="24"/>
-          <w:szCs w:val="24"/>
-        </w:rPr>
-      </w:pPr>
-    </w:p>
-    <w:p>
-      <w:pPr>
-        <w:spacing w:after="0" w:line="360" w:lineRule="auto"/>
-        <w:jc w:val="both"/>
-        <w:rPr>
-          <w:b/>
-          <w:bCs/>
-          <w:sz w:val="24"/>
-          <w:szCs w:val="24"/>
-        </w:rPr>
-      </w:pPr>
-    </w:p>
-    <w:p>
-      <w:pPr>
-        <w:spacing w:after="0" w:line="360" w:lineRule="auto"/>
-        <w:jc w:val="both"/>
-        <w:rPr>
-          <w:b/>
-          <w:bCs/>
-          <w:sz w:val="24"/>
-          <w:szCs w:val="24"/>
-        </w:rPr>
-      </w:pPr>
-    </w:p>
-    <w:p>
-      <w:pPr>
-        <w:spacing w:after="0" w:line="360" w:lineRule="auto"/>
-        <w:jc w:val="both"/>
-        <w:rPr>
-          <w:b/>
-          <w:bCs/>
-          <w:sz w:val="24"/>
-          <w:szCs w:val="24"/>
-        </w:rPr>
-      </w:pPr>
-    </w:p>
-    <w:p>
-      <w:pPr>
-        <w:spacing w:after="0" w:line="360" w:lineRule="auto"/>
-        <w:jc w:val="both"/>
-        <w:rPr>
-          <w:b/>
-          <w:bCs/>
-          <w:sz w:val="24"/>
-          <w:szCs w:val="24"/>
-        </w:rPr>
-      </w:pPr>
-    </w:p>
-    <w:p>
-      <w:pPr>
-        <w:spacing w:after="0" w:line="360" w:lineRule="auto"/>
-        <w:jc w:val="both"/>
-        <w:rPr>
-          <w:b/>
-          <w:bCs/>
-          <w:sz w:val="24"/>
-          <w:szCs w:val="24"/>
-        </w:rPr>
-      </w:pPr>
-    </w:p>
     <w:tbl>
       <w:tblPr>
         <w:tblStyle w:val="Tablaconcuadrcula"/>
@@ -836,6 +628,7 @@
       <w:tr>
         <w:trPr>
           <w:trHeight w:val="440"/>
+          <w:cantSplit/>
         </w:trPr>
         <w:tc>
           <w:tcPr>
@@ -844,6 +637,7 @@
           </w:tcPr>
           <w:p>
             <w:pPr>
+              <w:keepNext/>
               <w:jc w:val="both"/>
               <w:rPr>
                 <w:rFonts w:eastAsiaTheme="majorEastAsia"/>
@@ -866,6 +660,7 @@
       <w:tr>
         <w:trPr>
           <w:trHeight w:val="440"/>
+          <w:cantSplit/>
         </w:trPr>
         <w:tc>
           <w:tcPr>
@@ -982,7 +777,7 @@
                 <w:color w:val="000000"/>
                 <w:sz w:val="21"/>
               </w:rPr>
-              <w:t>Mis principales intereses profesionales son el desarrollo de productos digitales, el emprendimiento tecnológico y la dirección de proyectos. Quiero comenzar creando software y luego asumir responsabilidades de estrategia, gestión y liderazgo.</w:t>
+              <w:t>Mis principales intereses profesionales son el desarrollo de productos digitales, el emprendimiento tecnológico y la dirección de proyectos. Quiero comenzar construyendo software y, con experiencia, asumir mayores responsabilidades de estrategia y liderazgo.</w:t>
             </w:r>
           </w:p>
           <w:p>
@@ -996,7 +791,7 @@
                 <w:color w:val="000000"/>
                 <w:sz w:val="21"/>
               </w:rPr>
-              <w:t>Las competencias más relacionadas son desarrollo de software, análisis de requerimientos, innovación, gestión de proyectos, trabajo en equipo e inglés técnico. Necesito fortalecer arquitectura, seguridad y calidad para convertir prototipos en productos escalables.</w:t>
+              <w:t>El perfil de egreso vincula estos intereses con desarrollar soluciones de software, construir programas, diseñar modelos arquitectónicos, gestionar proyectos y elaborar proyectos innovadores que agreguen valor. La comunicación en inglés también me permite consultar documentación y explicar decisiones técnicas. Necesito reforzar especialmente arquitectura, pruebas y seguridad para crear soluciones mantenibles.</w:t>
             </w:r>
           </w:p>
           <w:p>
@@ -1010,7 +805,7 @@
                 <w:color w:val="000000"/>
                 <w:sz w:val="21"/>
               </w:rPr>
-              <w:t>En cinco años me gustaría dirigir proyectos propios exitosos: comenzar construyendo el software y luego contratar un equipo que me permita dedicarme a la dirección y al crecimiento del producto como fundador.</w:t>
+              <w:t>En cinco años me gustaría dirigir proyectos propios: participar inicialmente en la construcción del producto y luego formar un equipo que me permita dedicar más tiempo a su dirección y crecimiento. Para avanzar hacia ese objetivo necesito mejorar tanto mi ejecución técnica como la capacidad de priorizar y evaluar resultados.</w:t>
             </w:r>
           </w:p>
         </w:tc>
@@ -1018,74 +813,7 @@
     </w:tbl>
     <w:p>
       <w:pPr>
-        <w:spacing w:after="0" w:line="360" w:lineRule="auto"/>
-        <w:jc w:val="both"/>
-        <w:rPr>
-          <w:color w:val="595959" w:themeColor="text1" w:themeTint="A6"/>
-          <w:sz w:val="24"/>
-          <w:szCs w:val="24"/>
-          <w:lang w:eastAsia="ja-JP"/>
-        </w:rPr>
-      </w:pPr>
-    </w:p>
-    <w:p>
-      <w:pPr>
-        <w:spacing w:after="0" w:line="360" w:lineRule="auto"/>
-        <w:jc w:val="both"/>
-        <w:rPr>
-          <w:b/>
-          <w:bCs/>
-          <w:sz w:val="24"/>
-          <w:szCs w:val="24"/>
-        </w:rPr>
-      </w:pPr>
-    </w:p>
-    <w:p>
-      <w:pPr>
-        <w:spacing w:after="0" w:line="360" w:lineRule="auto"/>
-        <w:jc w:val="both"/>
-        <w:rPr>
-          <w:b/>
-          <w:bCs/>
-          <w:sz w:val="24"/>
-          <w:szCs w:val="24"/>
-        </w:rPr>
-      </w:pPr>
-    </w:p>
-    <w:p>
-      <w:pPr>
-        <w:spacing w:after="0" w:line="360" w:lineRule="auto"/>
-        <w:jc w:val="both"/>
-        <w:rPr>
-          <w:b/>
-          <w:bCs/>
-          <w:sz w:val="24"/>
-          <w:szCs w:val="24"/>
-        </w:rPr>
-      </w:pPr>
-    </w:p>
-    <w:p>
-      <w:pPr>
-        <w:spacing w:after="0" w:line="360" w:lineRule="auto"/>
-        <w:jc w:val="both"/>
-        <w:rPr>
-          <w:b/>
-          <w:bCs/>
-          <w:sz w:val="24"/>
-          <w:szCs w:val="24"/>
-        </w:rPr>
-      </w:pPr>
-    </w:p>
-    <w:p>
-      <w:pPr>
-        <w:spacing w:after="0" w:line="360" w:lineRule="auto"/>
-        <w:jc w:val="both"/>
-        <w:rPr>
-          <w:b/>
-          <w:bCs/>
-          <w:sz w:val="24"/>
-          <w:szCs w:val="24"/>
-        </w:rPr>
+        <w:pageBreakBefore/>
       </w:pPr>
     </w:p>
     <w:tbl>
@@ -1108,6 +836,7 @@
       <w:tr>
         <w:trPr>
           <w:trHeight w:val="440"/>
+          <w:cantSplit/>
         </w:trPr>
         <w:tc>
           <w:tcPr>
@@ -1116,6 +845,7 @@
           </w:tcPr>
           <w:p>
             <w:pPr>
+              <w:keepNext/>
               <w:jc w:val="both"/>
               <w:rPr>
                 <w:rFonts w:ascii="Century Gothic" w:hAnsi="Century Gothic"/>
@@ -1139,6 +869,7 @@
       <w:tr>
         <w:trPr>
           <w:trHeight w:val="440"/>
+          <w:cantSplit/>
         </w:trPr>
         <w:tc>
           <w:tcPr>
@@ -1311,7 +1042,7 @@
                 <w:color w:val="000000"/>
                 <w:sz w:val="21"/>
               </w:rPr>
-              <w:t>La propuesta vigente se llama Fix &amp; Go. Es una plataforma web responsive para computadores y teléfonos para conectar a personas que necesitan resolver servicios técnicos del hogar con profesionales cercanos y verificables. La entrada del proyecto se concentra en gas, electricidad y agua; otras categorías quedan como expansión posterior a la validación.</w:t>
+              <w:t>La propuesta seleccionada es FIX&amp;GO y se relaciona con mi interés por desarrollar productos y emprender. El equipo cuenta con antecedentes académicos y mockups de un trabajo anterior; para Capstone los adaptaremos a un MVP móvil funcional de servicios de gas, electricidad y agua en Santiago.</w:t>
             </w:r>
           </w:p>
           <w:p>
@@ -1325,7 +1056,7 @@
                 <w:color w:val="000000"/>
                 <w:sz w:val="21"/>
               </w:rPr>
-              <w:t>El producto completo considera perfiles diferenciados, validación de credenciales, búsqueda, solicitudes, cotizaciones, mensajería interna, pagos seguros, seguimiento y reputación. Para APT122 construiremos un MVP con datos ficticios e integraciones sensibles simuladas, de forma que podamos probar el recorrido sin procesar dinero, documentos o direcciones reales.</w:t>
+              <w:t>La app tendrá registro e inicio de sesión para cliente y prestador. El recorrido incluirá búsqueda, perfiles, solicitud, cotización, seguimiento y valoración al finalizar. Se propone React Native con Expo y TypeScript, API Django REST Framework y SQLite local en mi Mac M1. Los teléfonos iOS y Android accederán por una red compartida; Expo Go permitirá abrir la app mediante QR. El despliegue local de la API incluirá Docker y persistencia de datos.</w:t>
             </w:r>
           </w:p>
           <w:p>
@@ -1339,7 +1070,7 @@
                 <w:color w:val="000000"/>
                 <w:sz w:val="21"/>
               </w:rPr>
-              <w:t>Fix &amp; Go aporta a mi desarrollo profesional porque combina frontend responsive y web, experiencia de usuario, análisis, arquitectura, seguridad, pruebas y gestión. Mi aporte inicial se enfocará en frontend, prototipado y consistencia de la experiencia. La distribución definitiva de backend, datos y calidad se acordará con Daniel Baeza y Felipe Arce según las fortalezas de cada integrante.</w:t>
+              <w:t>Asumiré toda la programación de la app, API, base de datos, integración, configuración técnica y pruebas automatizadas. Daniel se encargará principalmente de requisitos, gestión y documentación; Felipe preparará pruebas manuales y registros audiovisuales. Mi documentación se limitará a notas técnicas, instrucciones verificadas y revisión de exactitud, además de mis reflexiones individuales.</w:t>
             </w:r>
           </w:p>
           <w:p>
@@ -1353,7 +1084,13 @@
                 <w:color w:val="000000"/>
                 <w:sz w:val="21"/>
               </w:rPr>
+              <w:t>El ajuste principal consiste en priorizar un recorrido completo y estable, con datos de prueba y pagos y credenciales profesionales simulados. Quedan fuera pagos reales, chat en tiempo real, GPS, login social y publicación en tiendas. El desembolso adicional previsto es $0 CLP, utilizando equipos y conectividad existentes; mi suscripción actual a ChatGPT Plus será un apoyo compartido sin imputar todo su costo al proyecto.</w:t>
             </w:r>
+          </w:p>
+          <w:p>
+            <w:pPr>
+              <w:spacing w:after="100" w:line="252" w:lineRule="auto"/>
+            </w:pPr>
             <w:r>
               <w:rPr>
                 <w:rFonts w:ascii="Calibri" w:hAnsi="Calibri"/>
@@ -1361,32 +1098,12 @@
                 <w:color w:val="000000"/>
                 <w:sz w:val="21"/>
               </w:rPr>
-              <w:t xml:space="preserve">El ajuste principal será concentrar la entrega en un MVP responsive, financiado con tiempo y equipos propios. El desembolso base propuesto es $0 CLP y la reserva máxima semestral, $150.000 CLP, requiere acuerdo del equipo. La entrega de desarrollo se planifica para la semana 15 y la defensa para las semanas 17–18. Mis evidencias incluirán prototipo, interfaz y pruebas de tareas vinculadas a archivos y commits; aún deben ejecutarse y registrarse.</w:t>
+              <w:t>Para compatibilizar el desarrollo con mi práctica y otros compromisos, se estiman seis horas semanales flexibles entre S5 y S15: 66 horas brutas, unas 56 planificadas y 10 de reserva. La entrega del desarrollo corresponde a S15 y la defensa a S17–18. Mis evidencias se apoyarán en código, commits, decisiones técnicas y pruebas realmente ejecutadas. Como FIX&amp;GO sí se relaciona con mis proyecciones, no corresponde proponer un proyecto alternativo en las preguntas condicionales.</w:t>
             </w:r>
           </w:p>
         </w:tc>
       </w:tr>
     </w:tbl>
-    <w:p>
-      <w:pPr>
-        <w:spacing w:after="0" w:line="360" w:lineRule="auto"/>
-        <w:jc w:val="both"/>
-        <w:rPr>
-          <w:color w:val="595959" w:themeColor="text1" w:themeTint="A6"/>
-          <w:sz w:val="24"/>
-          <w:szCs w:val="24"/>
-          <w:lang w:eastAsia="ja-JP"/>
-        </w:rPr>
-      </w:pPr>
-    </w:p>
-    <w:p>
-      <w:pPr>
-        <w:rPr>
-          <w:sz w:val="24"/>
-          <w:szCs w:val="24"/>
-        </w:rPr>
-      </w:pPr>
-    </w:p>
     <w:sectPr>
       <w:headerReference w:type="default" r:id="rId12"/>
       <w:footerReference w:type="default" r:id="rId13"/>
